--- a/lessons/2-3/downloads/reveal/2.6-homework-packet.docx
+++ b/lessons/2-3/downloads/reveal/2.6-homework-packet.docx
@@ -81,7 +81,7 @@
           <w:sz w:val="19"/>
           <w:szCs w:val="19"/>
         </w:rPr>
-        <w:t xml:space="preserve">Lesson 2-6  ·  Homework Packet  ·  Sheet 1 of 2</w:t>
+        <w:t xml:space="preserve">Lesson 2-3  ·  Homework Packet  ·  Sheet 1 of 2</w:t>
       </w:r>
     </w:p>
     <w:p>
@@ -2274,7 +2274,7 @@
           <w:sz w:val="19"/>
           <w:szCs w:val="19"/>
         </w:rPr>
-        <w:t xml:space="preserve">Lesson 2-6  ·  Homework Packet  ·  Sheet 2 of 2</w:t>
+        <w:t xml:space="preserve">Lesson 2-3  ·  Homework Packet  ·  Sheet 2 of 2</w:t>
       </w:r>
     </w:p>
     <w:p>
@@ -4797,7 +4797,7 @@
               <w:sz w:val="15"/>
               <w:szCs w:val="15"/>
             </w:rPr>
-            <w:t xml:space="preserve">Lesson 2-6  ·  Homework Packet</w:t>
+            <w:t xml:space="preserve">Lesson 2-3  ·  Homework Packet</w:t>
           </w:r>
         </w:p>
       </w:tc>
